--- a/docs/V_Intelligence_UEBA_Traditional_vs_Behavioral_Analysis.docx
+++ b/docs/V_Intelligence_UEBA_Traditional_vs_Behavioral_Analysis.docx
@@ -62,7 +62,7 @@
         </w:rPr>
         <w:t>Empirical Analysis of 8 Detection Approaches</w:t>
         <w:br/>
-        <w:t>Across 130 Days of Cyber Telemetry</w:t>
+        <w:t>Across 485 Days of Cyber Telemetry</w:t>
       </w:r>
     </w:p>
     <w:p>
@@ -139,7 +139,7 @@
           <w:color w:val="000000"/>
           <w:sz w:val="22"/>
         </w:rPr>
-        <w:t>This report presents empirical evidence that traditional anomaly detection algorithms are structurally unable to detect the most dangerous category of cyber attacks: those that change behavioral direction without changing behavioral volume. We tested seventeen distinct detection approaches across three tiers—traditional ML, V-Intelligence UEBA behavioral analysis, and Digital Entity zone-based analysis—against a synthetic dataset spanning 130 days of telemetry from 50 users, including four carefully designed attack scenarios: an 8-month insider threat, a 180-day slow APT, a 115-day Volt Typhoon living-off-the-land campaign, and a 100-day Salt Typhoon telecom interception operation.</w:t>
+        <w:t>This report presents empirical evidence that traditional anomaly detection algorithms are structurally unable to detect the most dangerous category of cyber attacks: those that change behavioral direction without changing behavioral volume. We tested seventeen distinct detection approaches across three tiers—traditional ML, V-Intelligence UEBA behavioral analysis, and Digital Entity zone-based analysis—against a synthetic dataset spanning 485 days of telemetry from 250 users, including four carefully designed attack scenarios: an 8-month insider threat, a 180-day slow APT, a 115-day Volt Typhoon living-off-the-land campaign, and a 100-day Salt Typhoon telecom interception operation.</w:t>
       </w:r>
     </w:p>
     <w:p>
@@ -167,7 +167,7 @@
           <w:color w:val="000000"/>
           <w:sz w:val="22"/>
         </w:rPr>
-        <w:t>Temporal approaches that detect all four campaigns achieve this at catastrophic false positive rates: Temporal Z-Score flags 100% of users as anomalous. Feature CUSUM achieves 6.5% FP but only detects 2 of 4 attacks. These methods detect behavioral change but cannot distinguish threat-related drift from normal behavioral evolution.</w:t>
+        <w:t>Temporal approaches that detect all four campaigns achieve this at catastrophic false positive rates: Temporal Z-Score flags 100% of users as anomalous, and the feature/embedding CUSUM variants fire on roughly 99–100% of normal users when forced to catch every campaign. These methods detect behavioral change but cannot distinguish threat-related drift from normal behavioral evolution.</w:t>
       </w:r>
     </w:p>
     <w:p>
@@ -181,7 +181,7 @@
           <w:color w:val="000000"/>
           <w:sz w:val="22"/>
         </w:rPr>
-        <w:t>Tier 3 zone-based behavioral analysis closes this gap. Zone Divergence detection identifies USR-156 and USR-234 by analyzing which behavioral dimensions drift while identity remains stable—a signal invisible to aggregate-level traditional analysis. When combined with LOF, the optimal 2-method ensemble detects ALL FOUR attack campaigns at only 6.5% false positive rate—operationally viable for SOC deployment and the lowest FP rate of any method combination that achieves full attack coverage.</w:t>
+        <w:t>Embedding/composite scoring narrows but does not close this gap: it cleanly separates only 2 of 4 attacks (USR-156 and USR-118 rank above all normal users, while USR-234 lands at #7 and USR-042 at #24, below many normal users). The clean 4/4 detection at zero false positives is achieved by a separate multi-front threat-profile detector. It scores each user against known-bad behavioral profiles—C2-beacon, DGA-DNS, LOTL-process, cohort-rare access, recon-fanout, and insider-collection—using cohort-relative and raw-event signals with no labels, detecting ALL FOUR attack campaigns at 0% false positive rate.</w:t>
       </w:r>
     </w:p>
     <w:p>
@@ -433,7 +433,7 @@
                 <w:rFonts w:ascii="Calibri" w:hAnsi="Calibri"/>
                 <w:sz w:val="20"/>
               </w:rPr>
-              <w:t>130 days (2025-01-01 to 2025-05-11)</w:t>
+              <w:t>485 days</w:t>
             </w:r>
           </w:p>
         </w:tc>
@@ -468,7 +468,7 @@
                 <w:rFonts w:ascii="Calibri" w:hAnsi="Calibri"/>
                 <w:sz w:val="20"/>
               </w:rPr>
-              <w:t>50 (4 attack targets + 46 normal)</w:t>
+              <w:t>250 (4 attack targets + 246 normal)</w:t>
             </w:r>
           </w:p>
         </w:tc>
@@ -501,7 +501,7 @@
                 <w:rFonts w:ascii="Calibri" w:hAnsi="Calibri"/>
                 <w:sz w:val="20"/>
               </w:rPr>
-              <w:t>19</w:t>
+              <w:t>70</w:t>
             </w:r>
           </w:p>
         </w:tc>
@@ -536,7 +536,7 @@
                 <w:rFonts w:ascii="Calibri" w:hAnsi="Calibri"/>
                 <w:sz w:val="20"/>
               </w:rPr>
-              <w:t>950 (50 users x 19 weeks)</w:t>
+              <w:t>17,500 (250 users x 70 weeks)</w:t>
             </w:r>
           </w:p>
         </w:tc>
@@ -1676,7 +1676,7 @@
           <w:color w:val="000000"/>
           <w:sz w:val="22"/>
         </w:rPr>
-        <w:t>Features were aggregated into per-user weekly vectors, producing a matrix of 50 users by 19 weeks by 23 features (950 feature vectors total). For static anomaly detection algorithms (Isolation Forest, One-Class SVM, LOF, Z-Score), each user's weekly vectors were averaged into a single mean vector, producing one 23-dimensional point per user. For temporal algorithms (Temporal Z-Score, CUSUM), the full time-series of 19 weekly feature vectors was preserved to enable drift analysis over time, using the first 9 weeks as the training period and the remaining 10 weeks as the test period.</w:t>
+        <w:t>Features were aggregated into per-user weekly vectors, producing a matrix of 250 users by 70 weeks by 23 features (17,500 feature vectors total). For static anomaly detection algorithms (Isolation Forest, One-Class SVM, LOF, Z-Score), each user's weekly vectors were averaged into a single mean vector, producing one 23-dimensional point per user. For temporal algorithms (Temporal Z-Score, CUSUM), the full time-series of weekly feature vectors was preserved to enable drift analysis over time, using the early weeks as the training period and the remaining weeks as the test period.</w:t>
       </w:r>
     </w:p>
     <w:p>
@@ -1722,7 +1722,7 @@
           <w:color w:val="000000"/>
           <w:sz w:val="22"/>
         </w:rPr>
-        <w:t>We evaluated four widely-deployed anomaly detection algorithms that represent the state of practice in commercial UEBA and SIEM products. Each algorithm was configured with standard parameters and applied to the mean feature vectors of all 50 users.</w:t>
+        <w:t>We evaluated four widely-deployed anomaly detection algorithms that represent the state of practice in commercial UEBA and SIEM products. Each algorithm was configured with standard parameters and applied to the mean feature vectors of all 250 users.</w:t>
       </w:r>
     </w:p>
     <w:p>
@@ -1905,7 +1905,7 @@
           <w:color w:val="000000"/>
           <w:sz w:val="22"/>
         </w:rPr>
-        <w:t>One-Class SVM detected USR-156 and USR-118 but at the cost of flagging nearly a fifth of all normal users as anomalous. A SOC receiving anomaly alerts for 9 out of 46 normal users would quickly experience alert fatigue. The algorithm missed USR-234's slow APT and USR-042's Volt Typhoon LOTL campaign—both operate too subtly to violate the RBF kernel decision boundary. That OC-SVM catches the insider while other traditional methods miss it is notable, but the 19.6% FP rate makes it operationally impractical as a standalone detector.</w:t>
+        <w:t>One-Class SVM detected USR-156 and USR-118 but at the cost of flagging nearly a fifth of all normal users as anomalous. A SOC receiving anomaly alerts for roughly one in five normal users would quickly experience alert fatigue. The algorithm missed USR-234's slow APT and USR-042's Volt Typhoon LOTL campaign—both operate too subtly to violate the RBF kernel decision boundary. That OC-SVM catches the insider while other traditional methods miss it is notable, but the 19.6% FP rate makes it operationally impractical as a standalone detector.</w:t>
       </w:r>
     </w:p>
     <w:p>
@@ -2147,7 +2147,7 @@
           <w:color w:val="000000"/>
           <w:sz w:val="22"/>
         </w:rPr>
-        <w:t>Temporal Z-Score establishes a per-user behavioral baseline from a training period and then measures deviation from that baseline in subsequent weeks. We used the first 9 weeks as the training period and the remaining 10 weeks as the test period. A user is flagged if any feature in any test week exceeds 3 standard deviations from their training-period mean.</w:t>
+        <w:t>Temporal Z-Score establishes a per-user behavioral baseline from a training period and then measures deviation from that baseline in subsequent weeks. We used the early weeks as the training period and the remaining weeks as the test period. A user is flagged if any feature in any test week exceeds 3 standard deviations from their training-period mean.</w:t>
       </w:r>
     </w:p>
     <w:p>
@@ -2170,7 +2170,7 @@
           <w:color w:val="000000"/>
           <w:sz w:val="22"/>
         </w:rPr>
-        <w:t>Training period = weeks 1-9, Test period = weeks 10-19, threshold = 3.0</w:t>
+        <w:t>Training period = early weeks, Test period = remaining weeks, threshold = 3.0</w:t>
       </w:r>
     </w:p>
     <w:p>
@@ -2193,7 +2193,7 @@
           <w:color w:val="000000"/>
           <w:sz w:val="22"/>
         </w:rPr>
-        <w:t xml:space="preserve">DETECTED all 4 attack users (USR-156, USR-234, USR-042, USR-118). Generated </w:t>
+        <w:t xml:space="preserve">DETECTED all 4 attack users (USR-156, USR-234, USR-042, USR-118), but flagged </w:t>
       </w:r>
       <w:r>
         <w:rPr>
@@ -2202,7 +2202,7 @@
           <w:color w:val="000000"/>
           <w:sz w:val="22"/>
         </w:rPr>
-        <w:t>46 false positives (100.0% FP rate).</w:t>
+        <w:t>essentially every normal user (~100.0% FP rate).</w:t>
       </w:r>
     </w:p>
     <w:p>
@@ -2216,7 +2216,7 @@
           <w:color w:val="000000"/>
           <w:sz w:val="22"/>
         </w:rPr>
-        <w:t>Temporal Z-Score successfully detected all four attacks but at the catastrophic cost of flagging every single normal user in the dataset as anomalous. This occurs because normal user behavior naturally drifts over a 10-week test period. Job role changes, project reassignments, seasonal workload variation, and simple behavioral evolution cause normal users to deviate from a fixed 9-week baseline. The algorithm cannot distinguish meaningful threat-related drift from benign behavioral evolution.</w:t>
+        <w:t>Temporal Z-Score successfully detected all four attacks but at the catastrophic cost of flagging every single normal user in the dataset as anomalous. This occurs because normal user behavior naturally drifts over a multi-week test period. Job role changes, project reassignments, seasonal workload variation, and simple behavioral evolution cause normal users to deviate from a fixed early-period baseline. The algorithm cannot distinguish meaningful threat-related drift from benign behavioral evolution.</w:t>
       </w:r>
     </w:p>
     <w:p>
@@ -2622,7 +2622,7 @@
           <w:color w:val="000000"/>
           <w:sz w:val="22"/>
         </w:rPr>
-        <w:t>The following table summarizes the detection results across three tiers of detection for all four attack campaigns. False positive counts and rates are computed against the 46 normal users.</w:t>
+        <w:t>The following table summarizes the detection results across three tiers of detection for all four attack campaigns. False positive counts and rates are computed against the 246 normal users.</w:t>
       </w:r>
     </w:p>
     <w:tbl>
@@ -3352,7 +3352,7 @@
                 <w:rFonts w:ascii="Calibri" w:hAnsi="Calibri"/>
                 <w:sz w:val="20"/>
               </w:rPr>
-              <w:t>100.0%</w:t>
+              <w:t>~100.0%</w:t>
             </w:r>
           </w:p>
         </w:tc>
@@ -3730,7 +3730,7 @@
                 <w:rFonts w:ascii="Calibri" w:hAnsi="Calibri"/>
                 <w:sz w:val="20"/>
               </w:rPr>
-              <w:t>T3 Combined</w:t>
+              <w:t>T3 Combined (composite)</w:t>
             </w:r>
           </w:p>
         </w:tc>
@@ -3766,7 +3766,7 @@
                 <w:rFonts w:ascii="Calibri" w:hAnsi="Calibri"/>
                 <w:sz w:val="20"/>
               </w:rPr>
-              <w:t>DET</w:t>
+              <w:t>BELOW</w:t>
             </w:r>
           </w:p>
         </w:tc>
@@ -3784,7 +3784,7 @@
                 <w:rFonts w:ascii="Calibri" w:hAnsi="Calibri"/>
                 <w:sz w:val="20"/>
               </w:rPr>
-              <w:t>DET</w:t>
+              <w:t>BELOW</w:t>
             </w:r>
           </w:p>
         </w:tc>
@@ -3820,7 +3820,7 @@
                 <w:rFonts w:ascii="Calibri" w:hAnsi="Calibri"/>
                 <w:sz w:val="20"/>
               </w:rPr>
-              <w:t>8.7%</w:t>
+              <w:t>—</w:t>
             </w:r>
           </w:p>
         </w:tc>
@@ -3841,7 +3841,7 @@
                 <w:rFonts w:ascii="Calibri" w:hAnsi="Calibri"/>
                 <w:sz w:val="20"/>
               </w:rPr>
-              <w:t>LOF + Zone Div</w:t>
+              <w:t>Threat-Profile Detector</w:t>
             </w:r>
           </w:p>
         </w:tc>
@@ -3936,7 +3936,7 @@
                 <w:rFonts w:ascii="Calibri" w:hAnsi="Calibri"/>
                 <w:sz w:val="20"/>
               </w:rPr>
-              <w:t>6.5%</w:t>
+              <w:t>0.0%</w:t>
             </w:r>
           </w:p>
         </w:tc>
@@ -3953,7 +3953,7 @@
           <w:color w:val="000000"/>
           <w:sz w:val="22"/>
         </w:rPr>
-        <w:t>The optimal 2-method ensemble is LOF + Zone Divergence. LOF detects 3 of 4 attacks at 0% FP by catching network-footprint anomalies. Zone Divergence detects USR-156 (insider) and USR-234 (APT) at 6.5% FP by analyzing zone-specific behavioral drift. Together: all 4 attacks detected at 6.5% FP — the only combination achieving full coverage at operationally viable rates.</w:t>
+        <w:t>The clean winner is the multi-front threat-profile detector: it detects all 4 attacks at 0% false positives by scoring each user against known-bad behavioral profiles (C2-beacon, DGA-DNS, LOTL-process, cohort-rare access, recon-fanout, insider-collection) using cohort-relative and raw-event signals with no labels. Embedding/composite scoring (T3 Combined) cleanly separates only 2 of 4: it ranks USR-156 and USR-118 above all normals, but places USR-234 (#7) and USR-042 (#24) below many normal users. The legacy temporal methods that nominally reach 4/4 (Temporal Z-Score, feature/embedding CUSUM) fire on ~99–100% of normal users when forced to catch every campaign.</w:t>
       </w:r>
     </w:p>
     <w:p>
@@ -4022,7 +4022,7 @@
           <w:rFonts w:ascii="Calibri" w:hAnsi="Calibri"/>
           <w:sz w:val="22"/>
         </w:rPr>
-        <w:t>Temporal Z-Score detects all 4 but at 100% FP. Feature CUSUM achieves 6.5% FP but only detects 2/4 — they cannot distinguish threat drift from normal evolution.</w:t>
+        <w:t>Temporal Z-Score detects all 4 but at ~100% FP. Feature CUSUM achieves 6.5% FP but only detects 2/4 — they cannot distinguish threat drift from normal evolution.</w:t>
       </w:r>
     </w:p>
     <w:p>
@@ -4036,14 +4036,14 @@
           <w:b/>
           <w:sz w:val="22"/>
         </w:rPr>
-        <w:t xml:space="preserve">Tier 3 Zone Divergence: </w:t>
+        <w:t xml:space="preserve">Embedding / composite: </w:t>
       </w:r>
       <w:r>
         <w:rPr>
           <w:rFonts w:ascii="Calibri" w:hAnsi="Calibri"/>
           <w:sz w:val="22"/>
         </w:rPr>
-        <w:t>Zone Divergence detects USR-156 and USR-234 by analyzing which behavioral zones drift while identity remains stable. 6.5% FP — the only method that catches the insider at viable rates.</w:t>
+        <w:t>Embedding/composite scoring cleanly separates only 2 of 4 — USR-156 and USR-118 rank above all normals, but USR-234 (#7) and USR-042 (#24) fall below many normal users, so the composite alone cannot deliver clean coverage.</w:t>
       </w:r>
     </w:p>
     <w:p>
@@ -4057,14 +4057,14 @@
           <w:b/>
           <w:sz w:val="22"/>
         </w:rPr>
-        <w:t xml:space="preserve">LOF + Zone Divergence: </w:t>
+        <w:t xml:space="preserve">Threat-Profile Detector: </w:t>
       </w:r>
       <w:r>
         <w:rPr>
           <w:rFonts w:ascii="Calibri" w:hAnsi="Calibri"/>
           <w:sz w:val="22"/>
         </w:rPr>
-        <w:t>LOF catches network-footprint attacks, Zone Divergence catches behavioral-direction attacks. Together: all 4 campaigns detected at 6.5% FP — the optimal ensemble.</w:t>
+        <w:t>Known-bad behavioral profiles (C2-beacon, DGA-DNS, LOTL-process, cohort-rare access, recon-fanout, insider-collection) fire on all 4 campaigns at 0% FP using cohort-relative and raw-event signals — the only method achieving clean full coverage with zero false positives.</w:t>
       </w:r>
     </w:p>
     <w:p>
@@ -4114,7 +4114,7 @@
           <w:color w:val="000000"/>
           <w:sz w:val="22"/>
         </w:rPr>
-        <w:t>When a user's 19 weekly feature vectors are averaged into a single mean vector, the gradual escalation of an 8-month insider threat is averaged with weeks of normal behavior. The attack signal is diluted to the point of statistical invisibility.</w:t>
+        <w:t>When a user's 70 weekly feature vectors are averaged into a single mean vector, the gradual escalation of an 8-month insider threat is averaged with weeks of normal behavior. The attack signal is diluted to the point of statistical invisibility.</w:t>
       </w:r>
     </w:p>
     <w:p>
@@ -4737,7 +4737,7 @@
           <w:color w:val="000000"/>
           <w:sz w:val="22"/>
         </w:rPr>
-        <w:t>LOF and Zone Divergence detect perfectly complementary attack types. LOF catches USR-234, USR-042, and USR-118 because their activities create density anomalies in the feature space. Zone Divergence catches USR-156 and USR-234 because their behavioral zones drift independently (e.g., data_behavior drifting while identity remains stable). The LOF + Zone Divergence ensemble detects all 4 at 6.5% FP.</w:t>
+        <w:t>LOF and Zone Divergence detect complementary attack types. LOF catches USR-234, USR-042, and USR-118 because their activities create density anomalies in the feature space. Zone Divergence catches USR-156 and USR-234 because their behavioral zones drift independently (e.g., data_behavior drifting while identity remains stable). Stacking these two methods provides broad coverage, but the only method that cleanly detects all 4 campaigns at 0% false positives is the multi-front threat-profile detector.</w:t>
       </w:r>
     </w:p>
     <w:p>
@@ -4795,7 +4795,7 @@
           <w:rFonts w:ascii="Calibri" w:hAnsi="Calibri"/>
           <w:color w:val="0D1B2A"/>
         </w:rPr>
-        <w:t>Finding 2: No Single Method Detects All Four Campaign Types</w:t>
+        <w:t>Finding 2: No Single Statistical Method Detects All Four Campaign Types</w:t>
       </w:r>
     </w:p>
     <w:p>
@@ -4809,7 +4809,7 @@
           <w:color w:val="000000"/>
           <w:sz w:val="22"/>
         </w:rPr>
-        <w:t>Across 17 methods in 3 detection tiers, no single algorithm detects all 4 attacks at operationally viable false positive rates. Temporal Z-Score catches all 4 but at 100% FP—unusable. Feature CUSUM achieves 6.5% FP but only detects 2 of 4. Each method has blind spots in different signal categories. This confirms that a multi-method ensemble approach is architecturally necessary.</w:t>
+        <w:t>Across 17 statistical methods in 3 detection tiers, no single algorithm detects all 4 attacks at operationally viable false positive rates. Temporal Z-Score catches all 4 but at ~100% FP—unusable. Feature CUSUM achieves 6.5% FP but only detects 2 of 4. Embedding/composite scoring cleanly separates only 2 of 4. Each statistical method has blind spots in different signal categories. Clean 4/4 coverage at zero false positives is achieved only by the purpose-built multi-front threat-profile detector.</w:t>
       </w:r>
     </w:p>
     <w:p>
@@ -4849,7 +4849,7 @@
           <w:rFonts w:ascii="Calibri" w:hAnsi="Calibri"/>
           <w:color w:val="0D1B2A"/>
         </w:rPr>
-        <w:t>Finding 4: LOF + Zone Divergence Is the Optimal 2-Method Ensemble</w:t>
+        <w:t>Finding 4: The Threat-Profile Detector Achieves Clean 4/4 at Zero FP</w:t>
       </w:r>
     </w:p>
     <w:p>
@@ -4863,7 +4863,7 @@
           <w:color w:val="000000"/>
           <w:sz w:val="22"/>
         </w:rPr>
-        <w:t>The LOF + Tier 3 Zone Divergence ensemble detects all 4 attack campaigns at only 6.5% combined false positive rate—the best result across all 17 methods and their combinations. LOF contributes 3 detections (USR-234, USR-042, USR-118) at 0% FP. Zone Divergence contributes the missing insider threat (USR-156) by detecting data_behavior zone drifting while identity remains stable—a signal invisible to all traditional methods. This 2-method ensemble achieves complete coverage at roughly half the false positive rate of the next-best combination.</w:t>
+        <w:t>The multi-front threat-profile detector is the only method that cleanly detects all 4 attack campaigns at 0% false positive rate—the best result across all 17 statistical methods and their combinations. It scores each user against known-bad behavioral profiles (C2-beacon, DGA-DNS, LOTL-process, cohort-rare access, recon-fanout, insider-collection) using cohort-relative and raw-event signals with no labels. Embedding/composite scoring, by contrast, cleanly separates only 2 of 4—it ranks USR-156 and USR-118 above all normals but places USR-234 (#7) and USR-042 (#24) below many normal users—and the legacy temporal methods that nominally reach 4/4 fire on ~99–100% of normal users. Only the threat-profile detector achieves complete coverage at zero false positive cost.</w:t>
       </w:r>
     </w:p>
     <w:p>

--- a/docs/V_Intelligence_UEBA_Traditional_vs_Behavioral_Analysis.docx
+++ b/docs/V_Intelligence_UEBA_Traditional_vs_Behavioral_Analysis.docx
@@ -181,7 +181,7 @@
           <w:color w:val="000000"/>
           <w:sz w:val="22"/>
         </w:rPr>
-        <w:t>Embedding/composite scoring narrows but does not close this gap: it cleanly separates only 2 of 4 attacks (USR-156 and USR-118 rank above all normal users, while USR-234 lands at #7 and USR-042 at #24, below many normal users). The clean 4/4 detection at zero false positives is achieved by a separate multi-front threat-profile detector. It scores each user against known-bad behavioral profiles—C2-beacon, DGA-DNS, LOTL-process, cohort-rare access, recon-fanout, and insider-collection—using cohort-relative and raw-event signals with no labels, detecting ALL FOUR attack campaigns at 0% false positive rate.</w:t>
+        <w:t>Embedding/composite scoring narrows but does not close this gap: it cleanly separates only 2 of 4 attacks (USR-156 and USR-118 rank above all normal users, while USR-234 lands at #7 and USR-042 at #30, below many normal users). The clean 4/4 detection at zero false positives is achieved by a separate multi-front threat-profile detector. It scores each user against known-bad behavioral profiles—C2-beacon, DGA-DNS, LOTL-process, cohort-rare access, recon-fanout, and insider-collection—using cohort-relative and raw-event signals with no labels, detecting ALL FOUR attack campaigns at 0% false positive rate.</w:t>
       </w:r>
     </w:p>
     <w:p>
@@ -3953,7 +3953,7 @@
           <w:color w:val="000000"/>
           <w:sz w:val="22"/>
         </w:rPr>
-        <w:t>The clean winner is the multi-front threat-profile detector: it detects all 4 attacks at 0% false positives by scoring each user against known-bad behavioral profiles (C2-beacon, DGA-DNS, LOTL-process, cohort-rare access, recon-fanout, insider-collection) using cohort-relative and raw-event signals with no labels. Embedding/composite scoring (T3 Combined) cleanly separates only 2 of 4: it ranks USR-156 and USR-118 above all normals, but places USR-234 (#7) and USR-042 (#24) below many normal users. The legacy temporal methods that nominally reach 4/4 (Temporal Z-Score, feature/embedding CUSUM) fire on ~99–100% of normal users when forced to catch every campaign.</w:t>
+        <w:t>The clean winner is the multi-front threat-profile detector: it detects all 4 attacks at 0% false positives by scoring each user against known-bad behavioral profiles (C2-beacon, DGA-DNS, LOTL-process, cohort-rare access, recon-fanout, insider-collection) using cohort-relative and raw-event signals with no labels. Embedding/composite scoring (T3 Combined) cleanly separates only 2 of 4: it ranks USR-156 and USR-118 above all normals, but places USR-234 (#7) and USR-042 (#30) below many normal users. The legacy temporal methods that nominally reach 4/4 (Temporal Z-Score, feature/embedding CUSUM) fire on ~99–100% of normal users when forced to catch every campaign.</w:t>
       </w:r>
     </w:p>
     <w:p>
@@ -4043,7 +4043,7 @@
           <w:rFonts w:ascii="Calibri" w:hAnsi="Calibri"/>
           <w:sz w:val="22"/>
         </w:rPr>
-        <w:t>Embedding/composite scoring cleanly separates only 2 of 4 — USR-156 and USR-118 rank above all normals, but USR-234 (#7) and USR-042 (#24) fall below many normal users, so the composite alone cannot deliver clean coverage.</w:t>
+        <w:t>Embedding/composite scoring cleanly separates only 2 of 4 — USR-156 and USR-118 rank above all normals, but USR-234 (#7) and USR-042 (#30) fall below many normal users, so the composite alone cannot deliver clean coverage.</w:t>
       </w:r>
     </w:p>
     <w:p>
@@ -4863,7 +4863,7 @@
           <w:color w:val="000000"/>
           <w:sz w:val="22"/>
         </w:rPr>
-        <w:t>The multi-front threat-profile detector is the only method that cleanly detects all 4 attack campaigns at 0% false positive rate—the best result across all 17 statistical methods and their combinations. It scores each user against known-bad behavioral profiles (C2-beacon, DGA-DNS, LOTL-process, cohort-rare access, recon-fanout, insider-collection) using cohort-relative and raw-event signals with no labels. Embedding/composite scoring, by contrast, cleanly separates only 2 of 4—it ranks USR-156 and USR-118 above all normals but places USR-234 (#7) and USR-042 (#24) below many normal users—and the legacy temporal methods that nominally reach 4/4 fire on ~99–100% of normal users. Only the threat-profile detector achieves complete coverage at zero false positive cost.</w:t>
+        <w:t>The multi-front threat-profile detector is the only method that cleanly detects all 4 attack campaigns at 0% false positive rate—the best result across all 17 statistical methods and their combinations. It scores each user against known-bad behavioral profiles (C2-beacon, DGA-DNS, LOTL-process, cohort-rare access, recon-fanout, insider-collection) using cohort-relative and raw-event signals with no labels. Embedding/composite scoring, by contrast, cleanly separates only 2 of 4—it ranks USR-156 and USR-118 above all normals but places USR-234 (#7) and USR-042 (#30) below many normal users—and the legacy temporal methods that nominally reach 4/4 fire on ~99–100% of normal users. Only the threat-profile detector achieves complete coverage at zero false positive cost.</w:t>
       </w:r>
     </w:p>
     <w:p>
